--- a/docs/ForiFlow-Proposal-Final.docx
+++ b/docs/ForiFlow-Proposal-Final.docx
@@ -311,7 +311,7 @@
             </ns2:solidFill>
           </ns2:textFill>
         </ns0:rPr>
-        <ns0:t>Version 2.3</ns0:t>
+        <ns0:t>Version 2.4</ns0:t>
       </ns0:r>
     </ns0:p>
     <ns0:p ns2:paraId="5227BB90">
@@ -718,7 +718,7 @@
         </ns0:sectPr>
       </ns0:pPr>
       <ns0:r>
-        <ns0:t>Revision history. Version 1.0: original CUI proposal draft. Version 1.1: aligned datasets, AUC, UI, and EWS with the running prototype. Version 1.2: full API surface, SMOTE-in-CV, relative-ranking caveat. Version 2.0: complete product alignment. Version 2.1: served-artefact metrics restated to four decimals (CV 0.7758 +/- 0.0075); AUC ladder ceiling 0.7776 documented as not shipped; EWS described as rule-based rather than ensemble re-inference; Give Me Some Credit recorded as a consumer-credit proxy that is not production; SME census vintage and NPL citations clarified. Version 2.2: Docker/pilot database is PostgreSQL 16.6 with Alembic (0001_initial, 0002_users); on-premise JWT login (HS256, eight hours; roles admin and analyst share the scoring and EWS API); the first officer is created with python -m scripts.seed_admin after the backend is healthy; pytest still uses in-memory SQLite. Version 2.3: everyday Windows start is start.bat / start.ps1 (starts Docker Desktop if needed, no rebuild); API, dashboard, and Postgres are published on 127.0.0.1 only; unused intake fields carry an amber label; SHAP summary cards are rounded so they add to the displayed score; EWS filters are All / Active / Resolved; sidebar copy is on-premise explainability (no live ECIB, not SBP-certified), not 'SBP compliance mode'; live MVP click-through verified 5 September 2026.</ns0:t>
+        <ns0:t>Revision history. Version 1.0: original CUI proposal draft. Version 1.1: aligned datasets, AUC, UI, and EWS with the running prototype. Version 1.2: full API surface, SMOTE-in-CV, relative-ranking caveat. Version 2.0: complete product alignment. Version 2.1: served-artefact metrics restated to four decimals (CV 0.7758 +/- 0.0075); AUC ladder ceiling 0.7776 documented as not shipped; EWS described as rule-based rather than ensemble re-inference; Give Me Some Credit recorded as a consumer-credit proxy that is not production; SME census vintage and NPL citations clarified. Version 2.2: Docker/pilot database is PostgreSQL 16.6 with Alembic (0001_initial, 0002_users); on-premise JWT login (HS256, eight hours; roles admin and analyst share the scoring and EWS API); the first officer is created with python -m scripts.seed_admin after the backend is healthy; pytest still uses in-memory SQLite. Version 2.3: everyday Windows start is start.bat / start.ps1 (starts Docker Desktop if needed, no rebuild); API, dashboard, and Postgres are published on 127.0.0.1 only; unused intake fields carry an amber label; SHAP summary cards are rounded so they add to the displayed score; EWS filters are All / Active / Resolved; sidebar copy is on-premise explainability (no live ECIB, not SBP-certified), not 'SBP compliance mode'; live MVP click-through verified 5 September 2026. Version 2.4: collapsed a duplicated sentence in the SHAP waterfall description (FE-1); retired the duplicate in-app /poster marketing route in favor of one canonical printable A1 poster (docs/foriflow-poster.html); renamed the ml-served payment-history feature label from '(ECIB)' to '(officer-entered)' for consistency with the no-live-ECIB language used everywhere else; full backend test suite (105/105) reverified against a live PostgreSQL 16 instance and the trained ensemble on 18 September 2026.</ns0:t>
       </ns0:r>
     </ns0:p>
     <ns0:sdt>
@@ -5649,7 +5649,7 @@
           <ns0:szCs ns0:val="24"/>
           <ns0:lang ns0:val="en-US"/>
         </ns0:rPr>
-        <ns0:t>FE-1: After scoring, the officer sees a SHAP waterfall on the Credit Scoring result and can open the same explanation on the SHAP Reports page (/shap/{application_id}). The Applications table links to that page; it is a dedicated route, not an auto-opening modal. The chart is a horizontal waterfall from the model base value, with bars for risk-increasing and risk-reducing features, ending at the 0–100 score. The on-screen summary cards (base, positive, negative, final) are rounded so they add to the displayed score. The on-screen summary cards (base, positive, negative, final) are rounded so they add to the displayed score. The on-screen summary cards (base, positive, negative, final) are rounded so they add to the displayed score. The on-screen summary cards (base, positive, negative, final) are rounded so they add to the displayed score. Stored SHAP payloads support audit retrieval. The prototype is designed to support SBP-oriented explainability; it is not an SBP certification.</ns0:t>
+        <ns0:t>FE-1: After scoring, the officer sees a SHAP waterfall on the Credit Scoring result and can open the same explanation on the SHAP Reports page (/shap/{application_id}). The Applications table links to that page; it is a dedicated route, not an auto-opening modal. The chart is a horizontal waterfall from the model base value, with bars for risk-increasing and risk-reducing features, ending at the 0–100 score. The on-screen summary cards (base, positive, negative, final) are rounded so they add to the displayed score. Stored SHAP payloads support audit retrieval. The prototype is designed to support SBP-oriented explainability; it is not an SBP certification.</ns0:t>
       </ns0:r>
       <ns0:r>
         <ns0:rPr>
@@ -17742,7 +17742,7 @@
     </ns0:p>
     <ns0:p>
       <ns0:r>
-        <ns0:t>Plagiarism / originality report (Turnitin-style scan of the original FYPI draft): overall similarity 6% (internet sources 4%, student papers 6%, publications 0%). Versions 2.0-2.3 rewrote the body to match the implemented repository, measured AUCs, PostgreSQL, JWT login, start.bat, and the live officer UI. A fresh scan should be attached here before final submission if the committee requires it.</ns0:t>
+        <ns0:t>Plagiarism / originality report (Turnitin-style scan of the original FYPI draft): overall similarity 6% (internet sources 4%, student papers 6%, publications 0%). Versions 2.0-2.4 rewrote the body to match the implemented repository, measured AUCs, PostgreSQL, JWT login, start.bat, and the live officer UI. A fresh scan should be attached here before final submission if the committee requires it.</ns0:t>
       </ns0:r>
     </ns0:p>
     <ns0:bookmarkEnd ns0:id="73"/>

--- a/docs/ForiFlow-Proposal-Final.docx
+++ b/docs/ForiFlow-Proposal-Final.docx
@@ -718,7 +718,7 @@
         </ns0:sectPr>
       </ns0:pPr>
       <ns0:r>
-        <ns0:t>Revision history. Version 1.0: original CUI proposal draft. Version 1.1: aligned datasets, AUC, UI, and EWS with the running prototype. Version 1.2: full API surface, SMOTE-in-CV, relative-ranking caveat. Version 2.0: complete product alignment. Version 2.1: served-artefact metrics restated to four decimals (CV 0.7758 +/- 0.0075); AUC ladder ceiling 0.7776 documented as not shipped; EWS described as rule-based rather than ensemble re-inference; Give Me Some Credit recorded as a consumer-credit proxy that is not production; SME census vintage and NPL citations clarified. Version 2.2: Docker/pilot database is PostgreSQL 16.6 with Alembic (0001_initial, 0002_users); on-premise JWT login (HS256, eight hours; roles admin and analyst share the scoring and EWS API); the first officer is created with python -m scripts.seed_admin after the backend is healthy; pytest still uses in-memory SQLite. Version 2.3: everyday Windows start is start.bat / start.ps1 (starts Docker Desktop if needed, no rebuild); API, dashboard, and Postgres are published on 127.0.0.1 only; unused intake fields carry an amber label; SHAP summary cards are rounded so they add to the displayed score; EWS filters are All / Active / Resolved; sidebar copy is on-premise explainability (no live ECIB, not SBP-certified), not 'SBP compliance mode'; live MVP click-through verified 5 September 2026. Version 2.4: collapsed a duplicated sentence in the SHAP waterfall description (FE-1); retired the duplicate in-app /poster marketing route in favor of one canonical printable A1 poster (docs/foriflow-poster.html); renamed the ml-served payment-history feature label from '(ECIB)' to '(officer-entered)' for consistency with the no-live-ECIB language used everywhere else; full backend test suite (105/105) reverified against a live PostgreSQL 16 instance and the trained ensemble on 18 September 2026.</ns0:t>
+        <ns0:t>Revision history. Version 1.0: original CUI proposal draft. Version 1.1: aligned datasets, AUC, UI, and EWS with the running prototype. Version 1.2: full API surface, SMOTE-in-CV, relative-ranking caveat. Version 2.0: complete product alignment. Version 2.1: served-artefact metrics restated to four decimals (CV 0.7758 +/- 0.0075); AUC ladder ceiling 0.7776 documented as not shipped; EWS described as rule-based rather than ensemble re-inference; Give Me Some Credit recorded as a consumer-credit proxy that is not production; SME census vintage and NPL citations clarified. Version 2.2: Docker/pilot database is PostgreSQL 16.6 with Alembic (0001_initial, 0002_users); on-premise JWT login (HS256, eight hours; roles admin and analyst share the scoring and EWS API); the first officer is created with python -m scripts.seed_admin after the backend is healthy; pytest still uses in-memory SQLite. Version 2.3: everyday Windows start is start.bat / start.ps1 (starts Docker Desktop if needed, no rebuild); API, dashboard, and Postgres are published on 127.0.0.1 only; unused intake fields carry an amber label; SHAP summary cards are rounded so they add to the displayed score; EWS filters are All / Active / Resolved; sidebar copy is on-premise explainability (no live ECIB, not SBP-certified), not 'SBP compliance mode'; live MVP click-through verified 5 September 2026. Version 2.4: collapsed a duplicated sentence in the SHAP waterfall description (FE-1); retired the duplicate in-app /poster marketing route in favor of one canonical printable A1 poster (docs/foriflow-poster.html); renamed the ml-served payment-history feature label from '(ECIB)' to '(officer-entered)' for consistency with the no-live-ECIB language used everywhere else; full backend test suite (105/105) reverified against a live PostgreSQL 16 instance and the trained ensemble on 18 September 2026. Version 2.5 (25 September 2026): the Random Forest member now carries the same monotone constraints as XGBoost, so the served score is monotone in every input (served metrics restated: CV 0.7752 +/- 0.0073, hold-out 0.7731); the trained artefacts are committed; scikit-learn 1.8.0 and xgboost 3.4.0 pinned on Python 3.12; payment history read as clean (53-100) or adverse (0-52); resolving EWS alerts and creating officer accounts are admin-only; Rejected applications cannot be monitored; screenshots recaptured from the rebuilt app; 121 backend tests pass on PostgreSQL 16 with both scoring engines.</ns0:t>
       </ns0:r>
     </ns0:p>
     <ns0:sdt>
@@ -3030,7 +3030,7 @@
           <ns0:rFonts ns0:ascii="Times New Roman" ns0:hAnsi="Times New Roman"/>
           <ns0:szCs ns0:val="24"/>
         </ns0:rPr>
-        <ns0:t>Pakistani SMEs are commonly reported as about 98.6% of enterprises and about 40% of GDP (ADB Asia SME Monitor 2024 / SMEDA). Formal credit access remains thin: the State Bank of Pakistan's SME financing tables for 31 December 2024 report 183,987 SME borrowers and SME financing equal to 6.06% of private-sector credit. Underwriting is still largely collateral- and ECIB-based; post-disbursement monitoring is periodic. ForiFlow is an on-premise Final Year Project prototype that scores officer-entered SME data and tracks borrower health after disbursement. Origination uses an XGBoost-Random Forest soft-voting ensemble (served weights 0.60 / 0.40) that returns a 0-100 score defined as risk_score = 100 x (1 - PD), with SHAP TreeExplainer explanations in probability space. Because SMOTE is applied inside each cross-validation fold, that score is a relative creditworthiness ranking, not a calibrated absolute default probability. The served model uses three features that map cleanly from the winning public file credit_risk_dataset.csv (credit_risk_shared, n = 32,581, default rate 21.82%): loan_to_income, payment_history_score, and years_in_operation. Measured performance of the served artefacts (trained 11 August 2026): 5-fold stratified CV AUC-ROC 0.7758 +/- 0.0075 (mean F1 0.540); hold-out AUC-ROC 0.7756, F1 0.544, PR-AUC 0.560, Brier 0.175. Candidate selection on the same file reported AUC-ROC 0.774. A later AUC ladder on these three features (class weight, 20-trial Optuna, blend 0.65/0.35) reached 0.7776 +/- 0.0067 and was not shipped, because the +0.0018 gain sits inside fold noise; AUC-ROC 0.85 is not reachable on this feature set. A separate Give Me Some Credit consumer-credit experiment (cs-training.csv, n = 150,000) reached 0.8656 +/- 0.0033 when days-past-due, utilisation, DebtRatio, and income were available; that result is not an SME or Pakistani-bank figure and did not replace production pickles. The Early Warning System does not re-run the ensemble: an officer submits a monthly observation and a rule-based score is derived from the origination baseline using installment ageing, bureau leverage, and POS coverage. An alert fires when that score drops more than 15 points. Estimated days-to-default is a heuristic, not a validated 60-90 day lead time. The stack is FastAPI, React 18, PostgreSQL 16.6 (Alembic-managed schema), on-premise JWT login, and Docker Compose (nginx proxies /api). Officers sign in at /login; scoring and EWS routes require a Bearer token. GET /health and GET / remain public. The first officer account is created with python -m scripts.seed_admin after the backend is healthy, not automatically at startup. On Windows, start.bat (or start.ps1) starts Docker Desktop if needed, brings existing images up, and reminds the officer to seed only when no user exists. The API, dashboard, and PostgreSQL are published on 127.0.0.1 only. Unused intake fields show an amber label that they do not move this score. SHAP summary cards are rounded so a credit officer can add them to the displayed 1-decimal score. EWS filters are All, Active, and Resolved (In Review is a backend enum only). ForiFlow is designed to support SBP-oriented explainability; it is not SBP-certified. The sidebar states that there is no live ECIB feed.</ns0:t>
+        <ns0:t>Pakistani SMEs are commonly reported as about 98.6% of enterprises and about 40% of GDP (ADB Asia SME Monitor 2024 / SMEDA). Formal credit access remains thin: the State Bank of Pakistan's SME financing tables for 31 December 2024 report 183,987 SME borrowers and SME financing equal to 6.06% of private-sector credit. Underwriting is still largely collateral- and ECIB-based; post-disbursement monitoring is periodic. ForiFlow is an on-premise Final Year Project prototype that scores officer-entered SME data and tracks borrower health after disbursement. Origination uses an XGBoost-Random Forest soft-voting ensemble (served weights 0.60 / 0.40) that returns a 0-100 score defined as risk_score = 100 x (1 - PD), with SHAP TreeExplainer explanations in probability space. Because SMOTE is applied inside each cross-validation fold, that score is a relative creditworthiness ranking, not a calibrated absolute default probability. The served model uses three features that map cleanly from the winning public file credit_risk_dataset.csv (credit_risk_shared, n = 32,581, default rate 21.82%): loan_to_income, payment_history_score, and years_in_operation. Measured performance of the served artefacts (trained 25 September 2026, both ensemble members monotone-constrained): 5-fold stratified CV AUC-ROC 0.7752 +/- 0.0073 (mean F1 0.543); hold-out AUC-ROC 0.7731, F1 0.546, PR-AUC 0.564, Brier 0.185. Candidate selection on the same file reported AUC-ROC 0.7752. A later AUC ladder on these three features, run on the earlier forest-unconstrained ensemble (class weight, 20-trial Optuna, blend 0.65/0.35) reached 0.7776 +/- 0.0067 and was not shipped, because the +0.0018 gain sits inside fold noise; AUC-ROC 0.85 is not reachable on this feature set. A separate Give Me Some Credit consumer-credit experiment (cs-training.csv, n = 150,000) reached 0.8656 +/- 0.0033 when days-past-due, utilisation, DebtRatio, and income were available; that result is not an SME or Pakistani-bank figure and did not replace production pickles. The Early Warning System does not re-run the ensemble: an officer submits a monthly observation and a rule-based score is derived from the origination baseline using installment ageing, bureau leverage, and POS coverage. An alert fires when that score drops more than 15 points. Estimated days-to-default is a heuristic, not a validated 60-90 day lead time. The stack is FastAPI, React 18, PostgreSQL 16.6 (Alembic-managed schema), on-premise JWT login, and Docker Compose (nginx proxies /api). Officers sign in at /login; scoring and EWS routes require a Bearer token. GET /health and GET / remain public. The first officer account is created with python -m scripts.seed_admin after the backend is healthy, not automatically at startup. On Windows, start.bat (or start.ps1) starts Docker Desktop if needed, brings existing images up, and reminds the officer to seed only when no user exists. The API, dashboard, and PostgreSQL are published on 127.0.0.1 only. Unused intake fields show an amber label that they do not move this score. SHAP summary cards are rounded so a credit officer can add them to the displayed 1-decimal score. EWS filters are All, Active, and Resolved (In Review is a backend enum only). ForiFlow is designed to support SBP-oriented explainability; it is not SBP-certified. The sidebar states that there is no live ECIB feed.</ns0:t>
       </ns0:r>
     </ns0:p>
     <ns0:p ns2:paraId="666FF476">
@@ -3128,7 +3128,7 @@
           <ns0:rFonts ns0:ascii="Times New Roman" ns0:hAnsi="Times New Roman"/>
           <ns0:szCs ns0:val="24"/>
         </ns0:rPr>
-        <ns0:t>ForiFlow closes these gaps with a working Final Year Project prototype: an XGBoost and Random Forest soft-voting ensemble (served weights 0.60 XGB / 0.40 RF), SHAP TreeExplainer, a FastAPI backend, a React 18 dashboard, PostgreSQL persistence (Alembic), on-premise JWT authentication, and Docker Compose for on-premise deployment. If trained artefacts are missing, the API falls back to a linear surrogate so the dashboard still boots (GitHub Actions tests that surrogate path because pickles are gitignored). The officer intake form collects alternative-data fields (digital receipts, inventory turnover, order consistency, cash-flow proxy, headcount, existing debt, tenure). The served ensemble uses three features: loan_to_income (from requested amount and estimated gross turnover = max(monthly digital payments, cash-flow proxy) x 12), payment_history_score, and years_in_operation. Inventory turnover, order consistency, employee count, existing debt, and requested tenure are stored for policy review and a future bank-data retrain; they do not move the present ML score. The surrogate engine, used only when pickles are absent, does use those extra fields. Live screens are in docs/screenshots/. This document describes the problem context, objectives, literature, architecture, work plan, measured metrics, and the delivered prototype.</ns0:t>
+        <ns0:t>ForiFlow closes these gaps with a working Final Year Project prototype: an XGBoost and Random Forest soft-voting ensemble (served weights 0.60 XGB / 0.40 RF), SHAP TreeExplainer, a FastAPI backend, a React 18 dashboard, PostgreSQL persistence (Alembic), on-premise JWT authentication, and Docker Compose for on-premise deployment. If trained artefacts are missing, the API falls back to a linear surrogate so the dashboard still boots (the trained pickles are committed, and GitHub Actions tests both engines). The officer intake form collects alternative-data fields (digital receipts, inventory turnover, order consistency, cash-flow proxy, headcount, existing debt, tenure). The served ensemble uses three features: loan_to_income (from requested amount and estimated gross turnover = max(monthly digital payments, cash-flow proxy) x 12), payment_history_score, and years_in_operation. Inventory turnover, order consistency, employee count, existing debt, and requested tenure are stored for policy review and a future bank-data retrain; they do not move the present ML score. The surrogate engine, used only when pickles are absent, does use those extra fields. Live screens are in docs/screenshots/. This document describes the problem context, objectives, literature, architecture, work plan, measured metrics, and the delivered prototype.</ns0:t>
       </ns0:r>
     </ns0:p>
     <ns0:p ns2:paraId="2AAAEFE1">
@@ -3320,12 +3320,12 @@
           <ns0:szCs ns0:val="24"/>
           <ns0:lang ns0:eastAsia="zh-CN"/>
         </ns0:rPr>
-        <ns0:t>The solution is a containerised FastAPI REST backend with endpoints POST /auth/login, POST /score, GET /score/applications, GET /score/applications/{id}, GET/POST /explain/{id}, POST /ews/monitor, GET /ews/alerts, PATCH /ews/alerts/{id}/resolve, GET /ews/borrowers/{id}/history, GET /health, and GET /, integrated with a React 18 dashboard. Training is python -m ml.train_real_model from backend/. SMOTE runs inside each StratifiedKFold split (5 folds, shuffle=True, random_state=42) so synthetic rows do not leak into validation. Pytest covers scoring, SHAP additivity, EWS alert contracts, and JWT login. There is no MLflow registry. Officers authenticate with on-premise JWT (HS256, eight-hour lifetime, roles admin and analyst). Both roles may use scoring and EWS; this is not a full RBAC matrix. Served public-data results: AUC-ROC 0.7758 +/- 0.0075 (5-fold CV), hold-out AUC-ROC 0.7756, F1 0.544, Brier 0.175. AUC-ROC 0.85 and F1 0.80 are not current results and, on the three served features, are not reachable by further tree tuning (ladder ceiling 0.7776 +/- 0.0067). Scoring one applicant takes about 230 ms once the ensemble is loaded, dominated by interventional TreeSHAP. Repository: https://github.com/Idreesi8/ForiFlow.</ns0:t>
+        <ns0:t>The solution is a containerised FastAPI REST backend with endpoints POST /auth/login, POST /score, GET /score/applications, GET /score/applications/{id}, GET/POST /explain/{id}, POST /ews/monitor, GET /ews/alerts, PATCH /ews/alerts/{id}/resolve, GET /ews/borrowers/{id}/history, GET /auth/me, GET/POST /auth/users, GET /health, and GET /, integrated with a React 18 dashboard. Training is python -m ml.train_real_model from backend/. SMOTE runs inside each StratifiedKFold split (5 folds, shuffle=True, random_state=42) so synthetic rows do not leak into validation. Pytest covers scoring, SHAP additivity, EWS alert contracts, and JWT login. There is no MLflow registry. Officers authenticate with on-premise JWT (HS256, eight-hour lifetime, roles admin and analyst). Both roles may score and monitor; only admin may resolve EWS alerts or list and create officer accounts, and the role is read from the database on every request. Served public-data results: AUC-ROC 0.7752 +/- 0.0073 (5-fold CV), hold-out AUC-ROC 0.7731, F1 0.546, Brier 0.185. AUC-ROC 0.85 and F1 0.80 are not current results and, on the three served features, are not reachable by further tree tuning (ladder ceiling 0.7776 +/- 0.0067). Scoring one applicant took about 230 ms on the development laptop with the earlier, larger forest; the constrained forest takes about 17 ms in the cloud test environment. Interventional TreeSHAP dominates the time. Repository: https://github.com/Idreesi8/ForiFlow.</ns0:t>
       </ns0:r>
     </ns0:p>
     <ns0:p>
       <ns0:r>
-        <ns0:t>Figure: Delivered ForiFlow architecture. Officer intake to FastAPI origination scoring (XGBoost + Random Forest, three features, SHAP TreeExplainer) to decision bands 0-40 Rejected / 41-70 Manual Review / 71-100 Approved. React dashboard on 127.0.0.1:3000 proxies /api to FastAPI on 127.0.0.1:8000. Everyday start is start.bat / start.ps1. PostgreSQL is bound to 127.0.0.1:5432. Protected routes require a JWT from POST /auth/login. EWS is officer-submitted monthly monitoring with a rule-based score derived from the origination baseline; an alert fires if that score drops more than 15 points. Served public-data 5-fold CV AUC-ROC is 0.7758 +/- 0.0075. AUC-ROC 0.85 is a bank-data target that is not met on three features. Not SBP-certified.</ns0:t>
+        <ns0:t>Figure: Delivered ForiFlow architecture. Officer intake to FastAPI origination scoring (XGBoost + Random Forest, three features, SHAP TreeExplainer) to decision bands 0-40 Rejected / 41-70 Manual Review / 71-100 Approved. React dashboard on 127.0.0.1:3000 proxies /api to FastAPI on 127.0.0.1:8000. Everyday start is start.bat / start.ps1. PostgreSQL is bound to 127.0.0.1:5432. Protected routes require a JWT from POST /auth/login. EWS is officer-submitted monthly monitoring with a rule-based score derived from the origination baseline; an alert fires if that score drops more than 15 points. Served public-data 5-fold CV AUC-ROC is 0.7752 +/- 0.0073. AUC-ROC 0.85 is a bank-data target that is not met on three features. Not SBP-certified.</ns0:t>
       </ns0:r>
     </ns0:p>
     <ns0:p ns2:paraId="6915F606">
@@ -3466,7 +3466,7 @@
           <ns0:iCs/>
           <ns0:szCs ns0:val="24"/>
         </ns0:rPr>
-        <ns0:t>BO-1: Train and select a credit scoring model from two public files, credit_risk_dataset.csv and Loan_default.csv, via a three-candidate bake-off (credit_risk_shared, loan_default_full, combined_shared). The selected and served candidate is credit_risk_shared (3 features, 32,581 rows, 7,108 defaults, 21.82% default rate) with selection AUC-ROC 0.774, full-data 5-fold CV AUC-ROC 0.7758 +/- 0.0075 (F1 0.540), and hold-out AUC-ROC 0.7756, F1 0.544, PR-AUC 0.560, Brier 0.175. Rejected candidates: combined_shared AUC-ROC 0.652; loan_default_full AUC-ROC 0.622. SMOTE is applied inside each CV fold. Served ensemble weights are 0.60 XGB / 0.40 RF with monotone constraints (loan_to_income +, payment_history_score -, years_in_operation -). A post-build AUC ladder on the same three features reached 0.7776 +/- 0.0067 and was not written to production pickles. AUC-ROC &gt;= 0.85 and F1 &gt;= 0.80 remain targets only for a future retrain on Pakistani SME data that actually contains richer fields; they are not claimed now.</ns0:t>
+        <ns0:t>BO-1: Train and select a credit scoring model from two public files, credit_risk_dataset.csv and Loan_default.csv, via a three-candidate bake-off (credit_risk_shared, loan_default_full, combined_shared). The selected and served candidate is credit_risk_shared (3 features, 32,581 rows, 7,108 defaults, 21.82% default rate) with selection AUC-ROC 0.7752, full-data 5-fold CV AUC-ROC 0.7752 +/- 0.0073 (F1 0.543), and hold-out AUC-ROC 0.7731, F1 0.546, PR-AUC 0.564, Brier 0.185. Rejected candidates: loan_default_full AUC-ROC 0.644; combined_shared AUC-ROC 0.635. SMOTE is applied inside each CV fold. Served ensemble weights are 0.60 XGB / 0.40 RF, and both members carry the same monotone constraints (loan_to_income +, payment_history_score -, years_in_operation -), so the served score is monotone in every input. A post-build AUC ladder on the same three features, run before the Random Forest was constrained, reached 0.7776 +/- 0.0067 and was not written to production pickles. AUC-ROC &gt;= 0.85 and F1 &gt;= 0.80 remain targets only for a future retrain on Pakistani SME data that actually contains richer fields; they are not claimed now.</ns0:t>
       </ns0:r>
     </ns0:p>
     <ns0:p ns2:paraId="25DB21D6">
@@ -3535,7 +3535,7 @@
           <ns0:iCs/>
           <ns0:szCs ns0:val="24"/>
         </ns0:rPr>
-        <ns0:t>BO-4: Deploy a FastAPI REST backend with POST /auth/login, /score, /score/applications, /explain/{id}, /ews/monitor, /ews/alerts, /ews/alerts/{id}/resolve, /ews/borrowers/{id}/history, and /health, served on-premise via Docker Compose (nginx proxies /api; images foriflow-backend:1.0.0 and foriflow-frontend:1.0.0). Persistence in the Docker/pilot stack is PostgreSQL 16.6 (named volume foriflow-pgdata). Schema is owned by Alembic: backend startup runs upgrade head (0001_initial, then 0002_users). JWT_SECRET_KEY is required for compose to start. The first officer is seeded with docker compose exec backend python -m scripts.seed_admin (password from FORIFLOW_ADMIN_PASSWORD; --reset-password rotates an existing hash). Everyday start on this laptop is start.bat / start.ps1 (127.0.0.1 bind, no rebuild). Pytest uses in-memory SQLite so the suite does not need a live database. GitHub: https://github.com/Idreesi8/ForiFlow. CI (GitHub Actions, Python 3.11) runs pytest with FORIFLOW_SCORING_ENGINE=surrogate because model pickles are gitignored.</ns0:t>
+        <ns0:t>BO-4: Deploy a FastAPI REST backend with POST /auth/login, GET /auth/me, GET/POST /auth/users (admin), /score, /score/applications, /explain/{id}, /ews/monitor, /ews/alerts, /ews/alerts/{id}/resolve, /ews/borrowers/{id}/history, and /health, served on-premise via Docker Compose (nginx proxies /api; images foriflow-backend:1.0.0 and foriflow-frontend:1.0.0). Persistence in the Docker/pilot stack is PostgreSQL 16.6 (named volume foriflow-pgdata). Schema is owned by Alembic: backend startup runs upgrade head (0001_initial, then 0002_users). JWT_SECRET_KEY is required for compose to start. The first officer is seeded with docker compose exec backend python -m scripts.seed_admin (password from FORIFLOW_ADMIN_PASSWORD; --reset-password rotates an existing hash). Everyday start on this laptop is start.bat / start.ps1 (127.0.0.1 bind, no rebuild). Pytest uses in-memory SQLite so the suite does not need a live database. GitHub: https://github.com/Idreesi8/ForiFlow. CI (GitHub Actions, Python 3.12) runs on every push: pytest against PostgreSQL 16 with both the surrogate and the committed trained ensemble, plus a frontend production build.</ns0:t>
       </ns0:r>
     </ns0:p>
     <ns0:p ns2:paraId="72C37133">
@@ -3898,7 +3898,7 @@
                 <ns0:rFonts ns0:ascii="Times New Roman" ns0:hAnsi="Times New Roman"/>
                 <ns0:szCs ns0:val="24"/>
               </ns0:rPr>
-              <ns0:t>Requires collateral/formal history; 60%+ rejection rate; no data-driven alternative for unbanked SMEs.</ns0:t>
+              <ns0:t>Requires collateral/formal history; high rejection rate for thin-file SMEs (often cited at over 60%); no data-driven alternative for unbanked SMEs.</ns0:t>
             </ns0:r>
           </ns0:p>
         </ns0:tc>
@@ -4329,7 +4329,7 @@
                 <ns0:rFonts ns0:ascii="Times New Roman" ns0:hAnsi="Times New Roman"/>
                 <ns0:szCs ns0:val="24"/>
               </ns0:rPr>
-              <ns0:t>ForiFlow uses an XGBoost+RF ensemble (Ayari et al., 2026) plus a rule-based EWS. Served public-data 5-fold CV AUC-ROC is 0.7758 +/- 0.0075; 0.85 is reserved for a bank-data retrain with richer features, not claimed now.</ns0:t>
+              <ns0:t>ForiFlow uses an XGBoost+RF ensemble (Ayari et al., 2026) plus a rule-based EWS. Served public-data 5-fold CV AUC-ROC is 0.7752 +/- 0.0073; 0.85 is reserved for a bank-data retrain with richer features, not claimed now.</ns0:t>
             </ns0:r>
           </ns0:p>
         </ns0:tc>
@@ -4583,7 +4583,7 @@
           <ns0:rFonts ns0:ascii="Times New Roman" ns0:hAnsi="Times New Roman"/>
           <ns0:szCs ns0:val="24"/>
         </ns0:rPr>
-        <ns0:t>ForiFlow's scope is a complete, working FYP prototype. Training evaluates two public files: credit_risk_dataset.csv and Loan_default.csv. A three-candidate bake-off selects credit_risk_shared (loan_to_income, payment_history_score, years_in_operation; 32,581 rows; selection AUC-ROC 0.774; served 5-fold CV 0.7758 +/- 0.0075). The served model is an XGBoost and Random Forest soft-voting ensemble (0.60/0.40) trained with 5-fold StratifiedKFold, SMOTE inside each fold, StandardScaler, learned 1st/99th percentile clip bounds, and XGBoost monotone constraints. SHAP TreeExplainer values are computed at inference in probability space. EWS does not ingest Home Credit time-series tables and does not re-run the ensemble; an officer submits monthly observations and a rule-based score is compared with the origination baseline. The backend is FastAPI, containerised via Docker, with PostgreSQL for applications, alerts, EWS tracking, and users. The frontend is a React 18 dashboard with routes /login, Dashboard, Credit Scoring, SHAP Reports, EWS Alerts, and Applications; unauthenticated visitors are redirected to /login. Explicitly out of scope: real Pakistani bank loan data (SBP/SECP restricted), live production deployment, deep learning, mobile apps, fraud detection, multi-bank federated learning, MLflow, a full RBAC permission matrix (admin and analyst exist but share the same scoring and EWS API), a dashboard threshold editor, and treating Give Me Some Credit metrics as SME performance. Home Credit (307,511), UCI German Credit, and CredXAI are not used in training or EWS. Give Me Some Credit (cs-training.csv) was used only as a post-build consumer-credit architecture test; it is not served in the API.</ns0:t>
+        <ns0:t>ForiFlow's scope is a complete, working FYP prototype. Training evaluates two public files: credit_risk_dataset.csv and Loan_default.csv. A three-candidate bake-off selects credit_risk_shared (loan_to_income, payment_history_score, years_in_operation; 32,581 rows; selection AUC-ROC 0.7752; served 5-fold CV 0.7752 +/- 0.0073). The served model is an XGBoost and Random Forest soft-voting ensemble (0.60/0.40) trained with 5-fold StratifiedKFold, SMOTE inside each fold, StandardScaler, learned 1st/99th percentile clip bounds, and monotone constraints on both the XGBoost and the Random Forest member. SHAP TreeExplainer values are computed at inference in probability space. EWS does not ingest Home Credit time-series tables and does not re-run the ensemble; an officer submits monthly observations and a rule-based score is compared with the origination baseline. The backend is FastAPI, containerised via Docker, with PostgreSQL for applications, alerts, EWS tracking, and users. The frontend is a React 18 dashboard with routes /login, Dashboard, Credit Scoring, SHAP Reports, EWS Alerts, and Applications; unauthenticated visitors are redirected to /login. Explicitly out of scope: real Pakistani bank loan data (SBP/SECP restricted), live production deployment, deep learning, mobile apps, fraud detection, multi-bank federated learning, MLflow, a full RBAC permission matrix (admin and analyst share scoring and EWS; only admin resolves alerts and creates officer accounts), a dashboard threshold editor, and treating Give Me Some Credit metrics as SME performance. Home Credit (307,511), UCI German Credit, and CredXAI are not used in training or EWS. Give Me Some Credit (cs-training.csv) was used only as a post-build consumer-credit architecture test; it is not served in the API.</ns0:t>
       </ns0:r>
     </ns0:p>
     <ns0:p ns2:paraId="2B000001">
@@ -5303,7 +5303,7 @@
                 <ns0:rFonts ns0:ascii="Times New Roman" ns0:hAnsi="Times New Roman"/>
                 <ns0:szCs ns0:val="24"/>
               </ns0:rPr>
-              <ns0:t>Over 60% of SME applications rejected due to insufficient collateral</ns0:t>
+              <ns0:t>SME applications without collateral are commonly declined (a figure often cited at over 60%)</ns0:t>
             </ns0:r>
           </ns0:p>
         </ns0:tc>
@@ -6453,7 +6453,7 @@
           <ns0:bCs/>
           <ns0:szCs ns0:val="24"/>
         </ns0:rPr>
-        <ns0:t>Primary origination training uses two public files in backend/ml/data/ (gitignored CSVs): credit_risk_dataset.csv and Loan_default.csv. Three candidates were compared on cross-validated AUC: credit_risk_shared (3 features, 32,581 rows, selection AUC-ROC 0.774, F1 0.549), combined_shared (3 features, 287,928 rows, AUC-ROC 0.652), and loan_default_full (6 features, 255,347 rows, AUC-ROC 0.622). credit_risk_shared was selected and is the served model. Full-data 5-fold CV on the winner is AUC-ROC 0.7758 +/- 0.0075. Home Credit Default Risk, UCI German Credit, CredXAI, and Home Credit installment/bureau/POS tables are not used. Give Me Some Credit is not used for production training (see 9.7). Because no public Pakistani SME credit file is available, dataset selection follows the precedent of Rizvi (2025) and Jan &amp; Ahmed (2025). Preprocessing maps onto ForiFlow features, StandardScaler, SMOTE inside each CV fold, and learned 1st/99th percentile clips at serve time. Currency is handled as ratios (loan_to_income), so PKR intake does not require an FX assumption.</ns0:t>
+        <ns0:t>Primary origination training uses two public files in backend/ml/data/ (gitignored CSVs): credit_risk_dataset.csv and Loan_default.csv. Three candidates were compared on cross-validated AUC: credit_risk_shared (3 features, 32,581 rows, selection AUC-ROC 0.7752, F1 0.543), loan_default_full (6 features, 255,347 rows, AUC-ROC 0.644), and combined_shared (3 features, 287,928 rows, AUC-ROC 0.635); the two large candidates are cross-validated on a stratified 60,000-row subsample. credit_risk_shared was selected and is the served model. Full-data 5-fold CV on the winner is AUC-ROC 0.7752 +/- 0.0073. Home Credit Default Risk, UCI German Credit, CredXAI, and Home Credit installment/bureau/POS tables are not used. Give Me Some Credit is not used for production training (see 9.7). Because no public Pakistani SME credit file is available, dataset selection follows the precedent of Rizvi (2025) and Jan &amp; Ahmed (2025). Preprocessing maps onto ForiFlow features, StandardScaler, SMOTE inside each CV fold, and learned 1st/99th percentile clips at serve time. Currency is handled as ratios (loan_to_income), so PKR intake does not require an FX assumption.</ns0:t>
       </ns0:r>
     </ns0:p>
     <ns0:p ns2:paraId="1A2B0001">
@@ -7307,7 +7307,7 @@
           <ns0:rFonts ns0:ascii="Times New Roman" ns0:hAnsi="Times New Roman"/>
           <ns0:szCs ns0:val="24"/>
         </ns0:rPr>
-        <ns0:t>The transition from prototype to real banking deployment will occur in four phases. Phase 1 (Prototype Development) uses international datasets to build and validate the system - the current FYP stage. Phase 2 (Pilot Data Collection) would collect limited Pakistani banking data from a partner. Phase 3 (Model Retraining and Calibration) would retrain on local labels and recalibrate score thresholds. Phase 4 (Production Deployment) would integrate ForiFlow into bank systems. The current public files are adequate to prove the architecture (served CV AUC-ROC 0.7758 +/- 0.0075 on three features); they do not represent Pakistani SME behaviour, local repayment habits, informal-economy patterns, Pakistani wallet usage, or regional conditions. The system is a validated prototype, not a localised production scorecard.</ns0:t>
+        <ns0:t>The transition from prototype to real banking deployment will occur in four phases. Phase 1 (Prototype Development) uses international datasets to build and validate the system - the current FYP stage. Phase 2 (Pilot Data Collection) would collect limited Pakistani banking data from a partner. Phase 3 (Model Retraining and Calibration) would retrain on local labels and recalibrate score thresholds. Phase 4 (Production Deployment) would integrate ForiFlow into bank systems. The current public files are adequate to prove the architecture (served CV AUC-ROC 0.7752 +/- 0.0073 on three features); they do not represent Pakistani SME behaviour, local repayment habits, informal-economy patterns, Pakistani wallet usage, or regional conditions. The system is a validated prototype, not a localised production scorecard.</ns0:t>
       </ns0:r>
     </ns0:p>
     <ns0:p ns2:paraId="1A2B0035">
@@ -7341,7 +7341,7 @@
           <ns0:rFonts ns0:ascii="Times New Roman" ns0:hAnsi="Times New Roman"/>
           <ns0:szCs ns0:val="24"/>
         </ns0:rPr>
-        <ns0:t xml:space="preserve">After the prototype was frozen, the same ensemble recipe was run on Give Me Some Credit (cs-training.csv, n = 150,000, target SeriousDlqin2yrs, default rate 6.684%). This file is consumer credit, not SME credit, and it is not served by the API. Production pickles were not overwritten. The point of the test was to measure whether AUC-ROC 0.85 is an architecture failure or a feature-set failure. Untuned SMOTE baseline on GMSC already reached 0.8533 +/- 0.0041. Kept feature engineering: an income-missing flag (+0.0008) and 99th-percentile winsorisation of revolving utilisation (+0.0065); recoding DPD 96/98 sentinels was dropped (-0.0016). Combined kept features: 0.8605 +/- 0.0038. Class weight, Optuna (20 trials), and blend 0.55/0.45 reached 0.8656 +/- 0.0033 (train AUC 0.8848, gap +0.019). Interpretation: the jump from 0.7758 (three ForiFlow features) to 0.8533 (GMSC) is explained by feature types that credit_risk_shared does not contain - days past due, utilisation, DebtRatio, and income - not by more trees on the three served columns. GMSC must not be quoted as ForiFlow SME performance, as Pakistani-bank validation, or as FYP-II completion.</ns0:t>
+        <ns0:t>After the prototype was frozen, the same ensemble recipe was run on Give Me Some Credit (cs-training.csv, n = 150,000, target SeriousDlqin2yrs, default rate 6.684%). This file is consumer credit, not SME credit, and it is not served by the API. Production pickles were not overwritten. The point of the test was to measure whether AUC-ROC 0.85 is an architecture failure or a feature-set failure. Untuned SMOTE baseline on GMSC already reached 0.8533 +/- 0.0041. Kept feature engineering: an income-missing flag (+0.0008) and 99th-percentile winsorisation of revolving utilisation (+0.0065); recoding DPD 96/98 sentinels was dropped (-0.0016). Combined kept features: 0.8605 +/- 0.0038. Class weight, Optuna (20 trials), and blend 0.55/0.45 reached 0.8656 +/- 0.0033 (train AUC 0.8848, gap +0.019). Interpretation: the jump from 0.7752 (three ForiFlow features) to 0.8533 (GMSC) is explained by feature types that credit_risk_shared does not contain - days past due, utilisation, DebtRatio, and income - not by more trees on the three served columns. GMSC must not be quoted as ForiFlow SME performance, as Pakistani-bank validation, or as FYP-II completion.</ns0:t>
       </ns0:r>
     </ns0:p>
     <ns0:p ns2:paraId="52CDC28E">
@@ -7817,7 +7817,7 @@
                 <ns0:szCs ns0:val="24"/>
                 <ns0:lang ns0:eastAsia="zh-CN"/>
               </ns0:rPr>
-              <ns0:t>3.11</ns0:t>
+              <ns0:t>3.12</ns0:t>
             </ns0:r>
           </ns0:p>
         </ns0:tc>
@@ -8119,7 +8119,7 @@
                 <ns0:rFonts ns0:ascii="Times New Roman" ns0:hAnsi="Times New Roman"/>
                 <ns0:szCs ns0:val="24"/>
               </ns0:rPr>
-              <ns0:t>5.4</ns0:t>
+              <ns0:t>6.4</ns0:t>
             </ns0:r>
           </ns0:p>
         </ns0:tc>
@@ -8244,7 +8244,7 @@
                 <ns0:rFonts ns0:ascii="Times New Roman" ns0:hAnsi="Times New Roman"/>
                 <ns0:szCs ns0:val="24"/>
               </ns0:rPr>
-              <ns0:t>foriflow-backend:1.0.0 (python:3.11-slim) and foriflow-frontend:1.0.0 (nginx 1.27)</ns0:t>
+              <ns0:t>foriflow-backend:1.0.0 (python:3.12-slim) and foriflow-frontend:1.0.0 (nginx 1.27)</ns0:t>
             </ns0:r>
           </ns0:p>
         </ns0:tc>
@@ -8348,7 +8348,7 @@
                 <ns0:rFonts ns0:ascii="Times New Roman" ns0:hAnsi="Times New Roman"/>
                 <ns0:szCs ns0:val="24"/>
               </ns0:rPr>
-              <ns0:t>HTTPX integration tests; CI uses the linear surrogate</ns0:t>
+              <ns0:t>HTTPX integration tests; CI runs both the surrogate and the trained ensemble on PostgreSQL 16</ns0:t>
             </ns0:r>
           </ns0:p>
         </ns0:tc>
@@ -8450,7 +8450,7 @@
                 <ns0:rFonts ns0:ascii="Times New Roman" ns0:hAnsi="Times New Roman"/>
                 <ns0:szCs ns0:val="24"/>
               </ns0:rPr>
-              <ns0:t>Version control; GitHub Actions pytest on main (Python 3.11)</ns0:t>
+              <ns0:t>Version control; GitHub Actions on every push: pytest on PostgreSQL 16 with both engines plus a frontend build (Python 3.12)</ns0:t>
             </ns0:r>
           </ns0:p>
         </ns0:tc>
@@ -8640,7 +8640,7 @@
                 <ns0:szCs ns0:val="24"/>
                 <ns0:shd ns0:val="clear" ns0:color="auto" ns0:fill="FFFFFF"/>
               </ns0:rPr>
-              <ns0:t>2.1+</ns0:t>
+              <ns0:t>3.4.0</ns0:t>
             </ns0:r>
           </ns0:p>
         </ns0:tc>
@@ -8664,7 +8664,7 @@
                 <ns0:szCs ns0:val="24"/>
                 <ns0:lang ns0:eastAsia="zh-CN"/>
               </ns0:rPr>
-              <ns0:t>Primary classifier; monotone constraints on served features</ns0:t>
+              <ns0:t>Primary classifier; monotone constraints on served features (pinned 3.4.0)</ns0:t>
             </ns0:r>
           </ns0:p>
         </ns0:tc>
@@ -8748,7 +8748,7 @@
                 <ns0:szCs ns0:val="24"/>
                 <ns0:shd ns0:val="clear" ns0:color="auto" ns0:fill="FFFFFF"/>
               </ns0:rPr>
-              <ns0:t>1.5+</ns0:t>
+              <ns0:t>1.8.0</ns0:t>
             </ns0:r>
           </ns0:p>
         </ns0:tc>
@@ -8772,7 +8772,7 @@
                 <ns0:szCs ns0:val="24"/>
                 <ns0:shd ns0:val="clear" ns0:color="auto" ns0:fill="FFFFFF"/>
               </ns0:rPr>
-              <ns0:t>Random Forest, StandardScaler, StratifiedKFold, metrics</ns0:t>
+              <ns0:t>Random Forest (monotonic_cst), StandardScaler, StratifiedKFold, metrics (pinned 1.8.0)</ns0:t>
             </ns0:r>
           </ns0:p>
         </ns0:tc>
@@ -9204,7 +9204,7 @@
                 <ns0:szCs ns0:val="24"/>
                 <ns0:shd ns0:val="clear" ns0:color="auto" ns0:fill="FFFFFF"/>
               </ns0:rPr>
-              <ns0:t>Frontend dashboard (react-router-dom 6, Axios 1.7+)</ns0:t>
+              <ns0:t>Frontend dashboard (react-router-dom 7, Axios 1.7+)</ns0:t>
             </ns0:r>
           </ns0:p>
         </ns0:tc>
@@ -15772,7 +15772,7 @@
                 <ns0:b/>
                 <ns0:szCs ns0:val="24"/>
               </ns0:rPr>
-              <ns0:t>Public-data AUC (0.7758) is below 0.85, and the three-feature ladder ceiling is 0.7776</ns0:t>
+              <ns0:t>Public-data AUC (0.7752) is below 0.85, and the three-feature ladder ceiling is 0.7776</ns0:t>
             </ns0:r>
           </ns0:p>
         </ns0:tc>
@@ -15837,7 +15837,7 @@
                 <ns0:rFonts ns0:ascii="Times New Roman" ns0:hAnsi="Times New Roman"/>
                 <ns0:szCs ns0:val="24"/>
               </ns0:rPr>
-              <ns0:t>The served result is documented (5-fold CV AUC-ROC 0.7758 +/- 0.0075). Hyperparameter tuning, class weight, and blend were already measured: +0.0018, inside noise. The path to 0.85 is Pakistani SME data with DPD, utilisation, DTI, and cash-flow series, not more trees on three columns. GMSC (0.8656) is a consumer proxy only.</ns0:t>
+              <ns0:t>The served result is documented (5-fold CV AUC-ROC 0.7752 +/- 0.0073). Hyperparameter tuning, class weight, and blend were already measured: +0.0018, inside noise. The path to 0.85 is Pakistani SME data with DPD, utilisation, DTI, and cash-flow series, not more trees on three columns. GMSC (0.8656) is a consumer proxy only.</ns0:t>
             </ns0:r>
           </ns0:p>
         </ns0:tc>
@@ -16367,7 +16367,7 @@
                 <ns0:rFonts ns0:ascii="Times New Roman" ns0:hAnsi="Times New Roman"/>
                 <ns0:szCs ns0:val="24"/>
               </ns0:rPr>
-              <ns0:t>Interventional TreeSHAP on the ensemble takes about 230 ms per applicant after warm start — acceptable for officer interactive use, not a high-frequency trading loop. Lin &amp; Wang (2025) confirmed SHAP stability across repeated XGBoost runs, validating this approach.</ns0:t>
+              <ns0:t>Interventional TreeSHAP on the ensemble takes about 17 ms (measured in the cloud test environment; the earlier, larger forest took about 230 ms on the development laptop) per applicant after warm start — acceptable for officer interactive use, not a high-frequency trading loop. Lin &amp; Wang (2025) confirmed SHAP stability across repeated XGBoost runs, validating this approach.</ns0:t>
             </ns0:r>
           </ns0:p>
         </ns0:tc>
@@ -16564,7 +16564,7 @@
           <ns0:rFonts ns0:ascii="Times New Roman" ns0:hAnsi="Times New Roman"/>
           <ns0:szCs ns0:val="24"/>
         </ns0:rPr>
-        <ns0:t>The served XGBoost-Random Forest ensemble is evaluated with StratifiedKFold (5 folds, shuffle=True, random_state=42) and a stratified 80/20 hold-out. On credit_risk_shared the served artefacts report: selection AUC-ROC 0.774; 5-fold CV AUC-ROC 0.7758 +/- 0.0075 (fold AUCs 0.7755, 0.7888, 0.7774, 0.7664, 0.7708); hold-out AUC-ROC 0.7756, F1 0.544, PR-AUC 0.560, Brier 0.175. Hold-out policy-band mix is 19.5% Rejected, 41.7% Manual Review, 38.8% Approved. Pass criteria for this FYP: the selected candidate is documented, artefacts (foriflow_model.pkl, scaler.pkl, shap_explainer.pkl, feature_names.json) are reproducible from python -m ml.train_real_model, SHAP additivity holds, and Pytest passes. AUC-ROC &gt;= 0.85 and F1 &gt;= 0.80 are not pass criteria for the current public-data model.</ns0:t>
+        <ns0:t>The served XGBoost-Random Forest ensemble is evaluated with StratifiedKFold (5 folds, shuffle=True, random_state=42) and a stratified 80/20 hold-out. On credit_risk_shared the served artefacts report: selection AUC-ROC 0.7752; 5-fold CV AUC-ROC 0.7752 +/- 0.0073 (fold AUCs 0.7757, 0.7877, 0.7765, 0.7659, 0.7703); hold-out AUC-ROC 0.7731, F1 0.546, PR-AUC 0.564, Brier 0.185. Hold-out policy-band mix is 18.6% Rejected, 63.5% Manual Review, 18.0% Approved. Both members are monotone-constrained; before the Random Forest was constrained (25 September 2026) the ensemble scored CV 0.7758 +/- 0.0075 and hold-out 0.7756 but was not monotone in years in operation, and it approved 38.8% of the hold-out outright. Pass criteria for this FYP: the selected candidate is documented, artefacts (foriflow_model.pkl, scaler.pkl, shap_explainer.pkl, feature_names.json) are reproducible from python -m ml.train_real_model, SHAP additivity holds, and Pytest passes. AUC-ROC &gt;= 0.85 and F1 &gt;= 0.80 are not pass criteria for the current public-data model.</ns0:t>
       </ns0:r>
     </ns0:p>
     <ns0:p ns2:paraId="3D000004">
@@ -16598,7 +16598,7 @@
           <ns0:rFonts ns0:ascii="Times New Roman" ns0:hAnsi="Times New Roman"/>
           <ns0:szCs ns0:val="24"/>
         </ns0:rPr>
-        <ns0:t xml:space="preserve">A six-step ladder was run on credit_risk_shared with the production CV protocol. Baseline SMOTE-in-fold: 0.7758 +/- 0.0075. Feature engineering: no extra columns are derivable (no existing-debt, no panel cash-flow, no DPD counts), so AUC unchanged. Replacing SMOTE with scale_pos_weight / RF class_weight: 0.7765 +/- 0.0071. SHAP ranking on 1,000 hold-out rows: loan_to_income 0.132, payment_history_score 0.059, years_in_operation 0.043 mean |SHAP|; dropping years_in_operation ablated to 0.7753, so all three were kept. Optuna 20 trials: 0.7774 +/- 0.0067. OOF blend 0.65/0.35: 0.7776 +/- 0.0067. Final versus baseline: +0.0018, inside fold noise. Those tuned weights were not written to foriflow_model.pkl. Conclusion used in this proposal: further hyperparameter search on three features will not deliver 0.85.</ns0:t>
+        <ns0:t>A six-step ladder was run on credit_risk_shared with the production CV protocol, before the Random Forest member was monotone-constrained. Baseline SMOTE-in-fold: 0.7758 +/- 0.0075. Feature engineering: no extra columns are derivable (no existing-debt, no panel cash-flow, no DPD counts), so AUC unchanged. Replacing SMOTE with scale_pos_weight / RF class_weight: 0.7765 +/- 0.0071. SHAP ranking on 1,000 hold-out rows: loan_to_income 0.132, payment_history_score 0.059, years_in_operation 0.043 mean |SHAP|; dropping years_in_operation ablated to 0.7753, so all three were kept. Optuna 20 trials: 0.7774 +/- 0.0067. OOF blend 0.65/0.35: 0.7776 +/- 0.0067. Final versus baseline: +0.0018, inside fold noise. Those tuned weights were not written to foriflow_model.pkl. Conclusion used in this proposal: further hyperparameter search on three features will not deliver 0.85.</ns0:t>
       </ns0:r>
     </ns0:p>
     <ns0:p ns2:paraId="3D000004">

--- a/docs/ForiFlow-Proposal-Final.docx
+++ b/docs/ForiFlow-Proposal-Final.docx
@@ -3320,7 +3320,7 @@
           <ns0:szCs ns0:val="24"/>
           <ns0:lang ns0:eastAsia="zh-CN"/>
         </ns0:rPr>
-        <ns0:t>The solution is a containerised FastAPI REST backend with endpoints POST /auth/login, POST /score, GET /score/applications, GET /score/applications/{id}, GET/POST /explain/{id}, POST /ews/monitor, GET /ews/alerts, PATCH /ews/alerts/{id}/resolve, GET /ews/borrowers/{id}/history, GET /auth/me, GET/POST /auth/users, GET /health, and GET /, integrated with a React 18 dashboard. Training is python -m ml.train_real_model from backend/. SMOTE runs inside each StratifiedKFold split (5 folds, shuffle=True, random_state=42) so synthetic rows do not leak into validation. Pytest covers scoring, SHAP additivity, EWS alert contracts, and JWT login. There is no MLflow registry. Officers authenticate with on-premise JWT (HS256, eight-hour lifetime, roles admin and analyst). Both roles may score and monitor; only admin may resolve EWS alerts or list and create officer accounts, and the role is read from the database on every request. Served public-data results: AUC-ROC 0.7752 +/- 0.0073 (5-fold CV), hold-out AUC-ROC 0.7731, F1 0.546, Brier 0.185. AUC-ROC 0.85 and F1 0.80 are not current results and, on the three served features, are not reachable by further tree tuning (ladder ceiling 0.7776 +/- 0.0067). Scoring one applicant took about 230 ms on the development laptop with the earlier, larger forest; the constrained forest takes about 17 ms in the cloud test environment. Interventional TreeSHAP dominates the time. Repository: https://github.com/Idreesi8/ForiFlow.</ns0:t>
+        <ns0:t>The solution is a containerised FastAPI REST backend with endpoints POST /auth/login, POST /score, GET /score/applications, GET /score/applications/{id}, GET/POST /explain/{id}, POST /ews/monitor, GET /ews/alerts, PATCH /ews/alerts/{id}/resolve, GET /ews/borrowers/{id}/history, GET /auth/me, GET/POST /auth/users, GET /health, and GET /, integrated with a React 18 dashboard. Training is python -m ml.train_real_model from backend/. SMOTE runs inside each StratifiedKFold split (5 folds, shuffle=True, random_state=42) so synthetic rows do not leak into validation. Pytest covers scoring, SHAP additivity, EWS alert contracts, and JWT login. There is no MLflow registry. Officers authenticate with on-premise JWT (HS256, eight-hour lifetime, roles admin and analyst). Both roles may score and monitor; only admin may resolve EWS alerts or list and create officer accounts, and the role is read from the database on every request. Served public-data results: AUC-ROC 0.7752 +/- 0.0073 (5-fold CV), hold-out AUC-ROC 0.7731, F1 0.546, Brier 0.185. AUC-ROC 0.85 and F1 0.80 are not current results and, on the three served features, are not reachable by further tree tuning (ladder ceiling 0.7776 +/- 0.0067). Scoring one applicant took about 230 ms on the development laptop with the earlier, larger forest; the constrained forest takes about 150 ms (median of 30 runs inside the Docker container on the same laptop). Interventional TreeSHAP dominates the time. Repository: https://github.com/Idreesi8/ForiFlow.</ns0:t>
       </ns0:r>
     </ns0:p>
     <ns0:p>
@@ -16367,7 +16367,7 @@
                 <ns0:rFonts ns0:ascii="Times New Roman" ns0:hAnsi="Times New Roman"/>
                 <ns0:szCs ns0:val="24"/>
               </ns0:rPr>
-              <ns0:t>Interventional TreeSHAP on the ensemble takes about 17 ms (measured in the cloud test environment; the earlier, larger forest took about 230 ms on the development laptop) per applicant after warm start — acceptable for officer interactive use, not a high-frequency trading loop. Lin &amp; Wang (2025) confirmed SHAP stability across repeated XGBoost runs, validating this approach.</ns0:t>
+              <ns0:t>Interventional TreeSHAP on the ensemble takes about 150 ms (median of 30 runs inside the Docker container on the development laptop; the earlier, larger forest took about 230 ms) per applicant after warm start — acceptable for officer interactive use, not a high-frequency trading loop. Lin &amp; Wang (2025) confirmed SHAP stability across repeated XGBoost runs, validating this approach.</ns0:t>
             </ns0:r>
           </ns0:p>
         </ns0:tc>
